--- a/ui/reference-templates/registry.docx
+++ b/ui/reference-templates/registry.docx
@@ -16,37 +16,37 @@
     </w:p>
     <w:p>
       <w:r>
-        <w:t>Объект: {{Объект}}</w:t>
+        <w:t>Объект: {{Объект.Наименование}}</w:t>
       </w:r>
     </w:p>
     <w:p>
       <w:r>
-        <w:t>Адрес объекта: {{Адрес_Объекта}}</w:t>
+        <w:t>Адрес объекта: {{Объект.Адрес}}</w:t>
       </w:r>
     </w:p>
     <w:p>
       <w:r>
-        <w:t>Шифр проекта: {{Шифр_Проекта}}</w:t>
+        <w:t>Шифр проекта: {{Объект.Шифр}}</w:t>
       </w:r>
     </w:p>
     <w:p>
       <w:r>
-        <w:t>Застройщик: {{Застройщик}}</w:t>
+        <w:t>Застройщик: {{Участники.Застройщик.Наименование}}</w:t>
       </w:r>
     </w:p>
     <w:p>
       <w:r>
-        <w:t>Технический заказчик: {{Техзаказчик}}</w:t>
+        <w:t>Технический заказчик: {{Участники.Техзаказчик.Наименование}}</w:t>
       </w:r>
     </w:p>
     <w:p>
       <w:r>
-        <w:t>Лицо, осуществляющее строительство: {{Генподрядчик}}</w:t>
+        <w:t>Лицо, осуществляющее строительство: {{Участники.Генподрядчик.Наименование}}</w:t>
       </w:r>
     </w:p>
     <w:p>
       <w:r>
-        <w:t>Том: {{Том}}</w:t>
+        <w:t>Том: {{Комплект.Наименование}}</w:t>
       </w:r>
     </w:p>
     <w:tbl>
@@ -260,12 +260,12 @@
     <w:p/>
     <w:p>
       <w:r>
-        <w:t>Сдал: {{Организация_Подписант_2}}, {{Должность_Подписант_2}}, {{ФИО_Подписант_2}} __________________ (подпись)</w:t>
+        <w:t>Сдал: {{Подписанты.ПредставительСтроительства.Организация.Наименование}}, {{Подписанты.ПредставительСтроительства.Должность}}, {{Подписанты.ПредставительСтроительства.ФамилияИнициалы}} __________________ (подпись)</w:t>
       </w:r>
     </w:p>
     <w:p>
       <w:r>
-        <w:t>Принял: {{Организация_Подписант_1}}, {{Должность_Подписант_1}}, {{ФИО_Подписант_1}} __________________ (подпись)</w:t>
+        <w:t>Принял: {{Подписанты.СтройконтрольЗаказчика.Организация.Наименование}}, {{Подписанты.СтройконтрольЗаказчика.Должность}}, {{Подписанты.СтройконтрольЗаказчика.ФамилияИнициалы}} __________________ (подпись)</w:t>
       </w:r>
     </w:p>
     <w:sectPr>
